--- a/Bank Configuration Portal User Manual.docx
+++ b/Bank Configuration Portal User Manual.docx
@@ -233,6 +233,7 @@
       </w:pPr>
       <w:r>
         <w:rPr>
+          <w:noProof/>
           <w:sz w:val="24"/>
           <w:szCs w:val="24"/>
         </w:rPr>
@@ -539,8 +540,6 @@
         </w:rPr>
         <w:t>two</w:t>
       </w:r>
-      <w:bookmarkStart w:id="0" w:name="_GoBack"/>
-      <w:bookmarkEnd w:id="0"/>
       <w:r>
         <w:rPr>
           <w:sz w:val="24"/>
@@ -567,6 +566,7 @@
       </w:pPr>
       <w:r>
         <w:rPr>
+          <w:noProof/>
           <w:sz w:val="24"/>
           <w:szCs w:val="24"/>
         </w:rPr>
@@ -656,7 +656,7 @@
           <w:szCs w:val="24"/>
         </w:rPr>
       </w:pPr>
-      <w:bookmarkStart w:id="1" w:name="_Hlk238114177"/>
+      <w:bookmarkStart w:id="0" w:name="_Hlk238114177"/>
     </w:p>
     <w:p>
       <w:pPr>
@@ -699,17 +699,18 @@
         <w:t xml:space="preserve"> per page. Use the Next, Previous, or page number buttons to navigate.</w:t>
       </w:r>
     </w:p>
-    <w:bookmarkEnd w:id="1"/>
-    <w:p>
-      <w:pPr>
-        <w:pStyle w:val="ListParagraph"/>
-        <w:rPr>
-          <w:sz w:val="24"/>
-          <w:szCs w:val="24"/>
-        </w:rPr>
-      </w:pPr>
-      <w:r>
-        <w:rPr>
+    <w:bookmarkEnd w:id="0"/>
+    <w:p>
+      <w:pPr>
+        <w:pStyle w:val="ListParagraph"/>
+        <w:rPr>
+          <w:sz w:val="24"/>
+          <w:szCs w:val="24"/>
+        </w:rPr>
+      </w:pPr>
+      <w:r>
+        <w:rPr>
+          <w:noProof/>
           <w:sz w:val="24"/>
           <w:szCs w:val="24"/>
         </w:rPr>
@@ -847,6 +848,7 @@
       </w:pPr>
       <w:r>
         <w:rPr>
+          <w:noProof/>
           <w:sz w:val="24"/>
           <w:szCs w:val="24"/>
         </w:rPr>
@@ -1181,17 +1183,7 @@
           <w:szCs w:val="28"/>
         </w:rPr>
         <w:lastRenderedPageBreak/>
-        <w:t>Branch</w:t>
-      </w:r>
-      <w:r>
-        <w:rPr>
-          <w:b/>
-          <w:bCs/>
-          <w:color w:val="000000" w:themeColor="text1"/>
-          <w:sz w:val="28"/>
-          <w:szCs w:val="28"/>
-        </w:rPr>
-        <w:t xml:space="preserve"> Management Page</w:t>
+        <w:t>Branch Management Page</w:t>
       </w:r>
     </w:p>
     <w:p>
@@ -1216,6 +1208,7 @@
       </w:pPr>
       <w:r>
         <w:rPr>
+          <w:noProof/>
           <w:sz w:val="24"/>
           <w:szCs w:val="24"/>
         </w:rPr>
@@ -1277,35 +1270,7 @@
           <w:sz w:val="24"/>
           <w:szCs w:val="24"/>
         </w:rPr>
-        <w:t xml:space="preserve">Admin can Add, Edit or delete a </w:t>
-      </w:r>
-      <w:r>
-        <w:rPr>
-          <w:sz w:val="24"/>
-          <w:szCs w:val="24"/>
-        </w:rPr>
-        <w:t>branch</w:t>
-      </w:r>
-      <w:r>
-        <w:rPr>
-          <w:sz w:val="24"/>
-          <w:szCs w:val="24"/>
-        </w:rPr>
-        <w:t xml:space="preserve"> in </w:t>
-      </w:r>
-      <w:r>
-        <w:rPr>
-          <w:sz w:val="24"/>
-          <w:szCs w:val="24"/>
-        </w:rPr>
-        <w:t>Branch</w:t>
-      </w:r>
-      <w:r>
-        <w:rPr>
-          <w:sz w:val="24"/>
-          <w:szCs w:val="24"/>
-        </w:rPr>
-        <w:t xml:space="preserve"> Management page, the </w:t>
+        <w:t xml:space="preserve">Admin can Add, Edit or delete a branch in Branch Management page, the </w:t>
       </w:r>
       <w:r>
         <w:rPr>
@@ -1393,47 +1358,20 @@
           <w:sz w:val="24"/>
           <w:szCs w:val="24"/>
         </w:rPr>
-        <w:t xml:space="preserve">Pressing Add </w:t>
-      </w:r>
-      <w:r>
-        <w:rPr>
-          <w:sz w:val="24"/>
-          <w:szCs w:val="24"/>
-        </w:rPr>
-        <w:t>Branch</w:t>
-      </w:r>
-      <w:r>
-        <w:rPr>
-          <w:sz w:val="24"/>
-          <w:szCs w:val="24"/>
-        </w:rPr>
-        <w:t xml:space="preserve"> will navigate the user to </w:t>
-      </w:r>
-      <w:r>
-        <w:rPr>
-          <w:sz w:val="24"/>
-          <w:szCs w:val="24"/>
-        </w:rPr>
-        <w:t>Branch</w:t>
-      </w:r>
-      <w:r>
-        <w:rPr>
-          <w:sz w:val="24"/>
-          <w:szCs w:val="24"/>
-        </w:rPr>
-        <w:t xml:space="preserve"> create page.</w:t>
-      </w:r>
-    </w:p>
-    <w:p>
-      <w:pPr>
-        <w:pStyle w:val="ListParagraph"/>
-        <w:rPr>
-          <w:sz w:val="24"/>
-          <w:szCs w:val="24"/>
-        </w:rPr>
-      </w:pPr>
-      <w:r>
-        <w:rPr>
+        <w:t>Pressing Add Branch will navigate the user to Branch create page.</w:t>
+      </w:r>
+    </w:p>
+    <w:p>
+      <w:pPr>
+        <w:pStyle w:val="ListParagraph"/>
+        <w:rPr>
+          <w:sz w:val="24"/>
+          <w:szCs w:val="24"/>
+        </w:rPr>
+      </w:pPr>
+      <w:r>
+        <w:rPr>
+          <w:noProof/>
           <w:sz w:val="24"/>
           <w:szCs w:val="24"/>
         </w:rPr>
@@ -1565,21 +1503,7 @@
           <w:sz w:val="24"/>
           <w:szCs w:val="24"/>
         </w:rPr>
-        <w:t xml:space="preserve">You can set the active status of the </w:t>
-      </w:r>
-      <w:r>
-        <w:rPr>
-          <w:sz w:val="24"/>
-          <w:szCs w:val="24"/>
-        </w:rPr>
-        <w:t>branch</w:t>
-      </w:r>
-      <w:r>
-        <w:rPr>
-          <w:sz w:val="24"/>
-          <w:szCs w:val="24"/>
-        </w:rPr>
-        <w:t xml:space="preserve"> through checking the checkbox.</w:t>
+        <w:t>You can set the active status of the branch through checking the checkbox.</w:t>
       </w:r>
     </w:p>
     <w:p>
@@ -1714,17 +1638,7 @@
           <w:szCs w:val="28"/>
         </w:rPr>
         <w:lastRenderedPageBreak/>
-        <w:t>Counters</w:t>
-      </w:r>
-      <w:r>
-        <w:rPr>
-          <w:b/>
-          <w:bCs/>
-          <w:color w:val="000000" w:themeColor="text1"/>
-          <w:sz w:val="28"/>
-          <w:szCs w:val="28"/>
-        </w:rPr>
-        <w:t xml:space="preserve"> Management Page</w:t>
+        <w:t>Counters Management Page</w:t>
       </w:r>
     </w:p>
     <w:p>
@@ -1749,6 +1663,7 @@
       </w:pPr>
       <w:r>
         <w:rPr>
+          <w:noProof/>
           <w:sz w:val="24"/>
           <w:szCs w:val="24"/>
         </w:rPr>
@@ -1807,35 +1722,7 @@
           <w:sz w:val="24"/>
           <w:szCs w:val="24"/>
         </w:rPr>
-        <w:t xml:space="preserve">Admin can Add, Edit or delete a </w:t>
-      </w:r>
-      <w:r>
-        <w:rPr>
-          <w:sz w:val="24"/>
-          <w:szCs w:val="24"/>
-        </w:rPr>
-        <w:t>counter</w:t>
-      </w:r>
-      <w:r>
-        <w:rPr>
-          <w:sz w:val="24"/>
-          <w:szCs w:val="24"/>
-        </w:rPr>
-        <w:t xml:space="preserve"> in </w:t>
-      </w:r>
-      <w:r>
-        <w:rPr>
-          <w:sz w:val="24"/>
-          <w:szCs w:val="24"/>
-        </w:rPr>
-        <w:t>Counter</w:t>
-      </w:r>
-      <w:r>
-        <w:rPr>
-          <w:sz w:val="24"/>
-          <w:szCs w:val="24"/>
-        </w:rPr>
-        <w:t xml:space="preserve"> Management page, the </w:t>
+        <w:t xml:space="preserve">Admin can Add, Edit or delete a counter in Counter Management page, the </w:t>
       </w:r>
       <w:r>
         <w:rPr>
@@ -1902,6 +1789,7 @@
       </w:pPr>
       <w:r>
         <w:rPr>
+          <w:noProof/>
           <w:sz w:val="24"/>
           <w:szCs w:val="24"/>
         </w:rPr>
@@ -1966,35 +1854,7 @@
           <w:sz w:val="24"/>
           <w:szCs w:val="24"/>
         </w:rPr>
-        <w:t xml:space="preserve">Pressing Add </w:t>
-      </w:r>
-      <w:r>
-        <w:rPr>
-          <w:sz w:val="24"/>
-          <w:szCs w:val="24"/>
-        </w:rPr>
-        <w:t>Counter</w:t>
-      </w:r>
-      <w:r>
-        <w:rPr>
-          <w:sz w:val="24"/>
-          <w:szCs w:val="24"/>
-        </w:rPr>
-        <w:t xml:space="preserve"> will navigate the user to </w:t>
-      </w:r>
-      <w:r>
-        <w:rPr>
-          <w:sz w:val="24"/>
-          <w:szCs w:val="24"/>
-        </w:rPr>
-        <w:t>Counter</w:t>
-      </w:r>
-      <w:r>
-        <w:rPr>
-          <w:sz w:val="24"/>
-          <w:szCs w:val="24"/>
-        </w:rPr>
-        <w:t xml:space="preserve"> create page.</w:t>
+        <w:t>Pressing Add Counter will navigate the user to Counter create page.</w:t>
       </w:r>
     </w:p>
     <w:p>
@@ -2068,21 +1928,7 @@
           <w:sz w:val="24"/>
           <w:szCs w:val="24"/>
         </w:rPr>
-        <w:t xml:space="preserve">You can set the active status of the </w:t>
-      </w:r>
-      <w:r>
-        <w:rPr>
-          <w:sz w:val="24"/>
-          <w:szCs w:val="24"/>
-        </w:rPr>
-        <w:t>counter</w:t>
-      </w:r>
-      <w:r>
-        <w:rPr>
-          <w:sz w:val="24"/>
-          <w:szCs w:val="24"/>
-        </w:rPr>
-        <w:t xml:space="preserve"> through checking the checkbox.</w:t>
+        <w:t>You can set the active status of the counter through checking the checkbox.</w:t>
       </w:r>
     </w:p>
     <w:p>
@@ -2178,35 +2024,7 @@
           <w:sz w:val="24"/>
           <w:szCs w:val="24"/>
         </w:rPr>
-        <w:t xml:space="preserve">Editing the </w:t>
-      </w:r>
-      <w:r>
-        <w:rPr>
-          <w:sz w:val="24"/>
-          <w:szCs w:val="24"/>
-        </w:rPr>
-        <w:t>counter</w:t>
-      </w:r>
-      <w:r>
-        <w:rPr>
-          <w:sz w:val="24"/>
-          <w:szCs w:val="24"/>
-        </w:rPr>
-        <w:t xml:space="preserve"> opens the same form but with current </w:t>
-      </w:r>
-      <w:r>
-        <w:rPr>
-          <w:sz w:val="24"/>
-          <w:szCs w:val="24"/>
-        </w:rPr>
-        <w:t>counter</w:t>
-      </w:r>
-      <w:r>
-        <w:rPr>
-          <w:sz w:val="24"/>
-          <w:szCs w:val="24"/>
-        </w:rPr>
-        <w:t xml:space="preserve"> Information.</w:t>
+        <w:t>Editing the counter opens the same form but with current counter Information.</w:t>
       </w:r>
     </w:p>
     <w:p>
@@ -2312,17 +2130,7 @@
           <w:sz w:val="28"/>
           <w:szCs w:val="28"/>
         </w:rPr>
-        <w:t>Service Allocations</w:t>
-      </w:r>
-      <w:r>
-        <w:rPr>
-          <w:b/>
-          <w:bCs/>
-          <w:color w:val="000000" w:themeColor="text1"/>
-          <w:sz w:val="28"/>
-          <w:szCs w:val="28"/>
-        </w:rPr>
-        <w:t xml:space="preserve"> Management Page</w:t>
+        <w:t>Service Allocations Management Page</w:t>
       </w:r>
     </w:p>
     <w:p>
@@ -2347,6 +2155,7 @@
       </w:pPr>
       <w:r>
         <w:rPr>
+          <w:noProof/>
           <w:sz w:val="24"/>
           <w:szCs w:val="24"/>
         </w:rPr>
@@ -2525,33 +2334,20 @@
           <w:sz w:val="24"/>
           <w:szCs w:val="24"/>
         </w:rPr>
-        <w:t xml:space="preserve">Pressing Add Counter will navigate the user to </w:t>
-      </w:r>
-      <w:r>
-        <w:rPr>
-          <w:sz w:val="24"/>
-          <w:szCs w:val="24"/>
-        </w:rPr>
-        <w:t>Add allocation page</w:t>
-      </w:r>
-      <w:r>
-        <w:rPr>
-          <w:sz w:val="24"/>
-          <w:szCs w:val="24"/>
-        </w:rPr>
-        <w:t>.</w:t>
-      </w:r>
-    </w:p>
-    <w:p>
-      <w:pPr>
-        <w:pStyle w:val="ListParagraph"/>
-        <w:rPr>
-          <w:sz w:val="24"/>
-          <w:szCs w:val="24"/>
-        </w:rPr>
-      </w:pPr>
-      <w:r>
-        <w:rPr>
+        <w:t>Pressing Add Counter will navigate the user to Add allocation page.</w:t>
+      </w:r>
+    </w:p>
+    <w:p>
+      <w:pPr>
+        <w:pStyle w:val="ListParagraph"/>
+        <w:rPr>
+          <w:sz w:val="24"/>
+          <w:szCs w:val="24"/>
+        </w:rPr>
+      </w:pPr>
+      <w:r>
+        <w:rPr>
+          <w:noProof/>
           <w:sz w:val="24"/>
           <w:szCs w:val="24"/>
         </w:rPr>
@@ -2638,14 +2434,7 @@
           <w:sz w:val="24"/>
           <w:szCs w:val="24"/>
         </w:rPr>
-        <w:t xml:space="preserve">User must </w:t>
-      </w:r>
-      <w:r>
-        <w:rPr>
-          <w:sz w:val="24"/>
-          <w:szCs w:val="24"/>
-        </w:rPr>
-        <w:t>set a service before pressing save.</w:t>
+        <w:t>User must set a service before pressing save.</w:t>
       </w:r>
     </w:p>
     <w:p>
@@ -2883,6 +2672,30 @@
           <w:szCs w:val="24"/>
         </w:rPr>
       </w:pPr>
+    </w:p>
+    <w:p>
+      <w:pPr>
+        <w:pStyle w:val="ListParagraph"/>
+        <w:numPr>
+          <w:ilvl w:val="0"/>
+          <w:numId w:val="7"/>
+        </w:numPr>
+        <w:rPr>
+          <w:color w:val="FF0000"/>
+          <w:sz w:val="24"/>
+          <w:szCs w:val="24"/>
+        </w:rPr>
+      </w:pPr>
+      <w:r>
+        <w:rPr>
+          <w:color w:val="FF0000"/>
+          <w:sz w:val="24"/>
+          <w:szCs w:val="24"/>
+        </w:rPr>
+        <w:t>After a 5-minute idle timeout, any user action or page refresh redirects to the login screen.</w:t>
+      </w:r>
+      <w:bookmarkStart w:id="1" w:name="_GoBack"/>
+      <w:bookmarkEnd w:id="1"/>
     </w:p>
     <w:p>
       <w:pPr>

--- a/Bank Configuration Portal User Manual.docx
+++ b/Bank Configuration Portal User Manual.docx
@@ -710,31 +710,30 @@
       </w:pPr>
       <w:r>
         <w:rPr>
-          <w:noProof/>
           <w:sz w:val="24"/>
           <w:szCs w:val="24"/>
         </w:rPr>
         <w:drawing>
-          <wp:anchor distT="0" distB="0" distL="114300" distR="114300" simplePos="0" relativeHeight="251665408" behindDoc="0" locked="0" layoutInCell="1" allowOverlap="1" wp14:anchorId="232BF4BD" wp14:editId="12E779B7">
+          <wp:anchor distT="0" distB="0" distL="114300" distR="114300" simplePos="0" relativeHeight="251674624" behindDoc="1" locked="0" layoutInCell="1" allowOverlap="1" wp14:anchorId="7E714ADF" wp14:editId="13A12B3E">
             <wp:simplePos x="0" y="0"/>
             <wp:positionH relativeFrom="margin">
-              <wp:align>left</wp:align>
+              <wp:align>right</wp:align>
             </wp:positionH>
             <wp:positionV relativeFrom="paragraph">
-              <wp:posOffset>210820</wp:posOffset>
+              <wp:posOffset>293564</wp:posOffset>
             </wp:positionV>
-            <wp:extent cx="5942965" cy="2560320"/>
-            <wp:effectExtent l="0" t="0" r="635" b="0"/>
-            <wp:wrapThrough wrapText="bothSides">
+            <wp:extent cx="5943600" cy="3164205"/>
+            <wp:effectExtent l="0" t="0" r="0" b="0"/>
+            <wp:wrapTight wrapText="bothSides">
               <wp:wrapPolygon edited="0">
                 <wp:start x="0" y="0"/>
-                <wp:lineTo x="0" y="21375"/>
-                <wp:lineTo x="21533" y="21375"/>
-                <wp:lineTo x="21533" y="0"/>
+                <wp:lineTo x="0" y="21457"/>
+                <wp:lineTo x="21531" y="21457"/>
+                <wp:lineTo x="21531" y="0"/>
                 <wp:lineTo x="0" y="0"/>
               </wp:wrapPolygon>
-            </wp:wrapThrough>
-            <wp:docPr id="4" name="Picture 4"/>
+            </wp:wrapTight>
+            <wp:docPr id="2" name="Picture 2"/>
             <wp:cNvGraphicFramePr>
               <a:graphicFrameLocks xmlns:a="http://schemas.openxmlformats.org/drawingml/2006/main" noChangeAspect="1"/>
             </wp:cNvGraphicFramePr>
@@ -760,7 +759,132 @@
                   <pic:spPr>
                     <a:xfrm>
                       <a:off x="0" y="0"/>
-                      <a:ext cx="5942965" cy="2560320"/>
+                      <a:ext cx="5965487" cy="3176273"/>
+                    </a:xfrm>
+                    <a:prstGeom prst="rect">
+                      <a:avLst/>
+                    </a:prstGeom>
+                  </pic:spPr>
+                </pic:pic>
+              </a:graphicData>
+            </a:graphic>
+            <wp14:sizeRelV relativeFrom="margin">
+              <wp14:pctHeight>0</wp14:pctHeight>
+            </wp14:sizeRelV>
+          </wp:anchor>
+        </w:drawing>
+      </w:r>
+    </w:p>
+    <w:p>
+      <w:pPr>
+        <w:pStyle w:val="ListParagraph"/>
+        <w:rPr>
+          <w:sz w:val="24"/>
+          <w:szCs w:val="24"/>
+        </w:rPr>
+      </w:pPr>
+    </w:p>
+    <w:p>
+      <w:pPr>
+        <w:pStyle w:val="ListParagraph"/>
+        <w:numPr>
+          <w:ilvl w:val="0"/>
+          <w:numId w:val="7"/>
+        </w:numPr>
+        <w:rPr>
+          <w:sz w:val="24"/>
+          <w:szCs w:val="24"/>
+        </w:rPr>
+      </w:pPr>
+      <w:r>
+        <w:rPr>
+          <w:sz w:val="24"/>
+          <w:szCs w:val="24"/>
+        </w:rPr>
+        <w:t>Pressing Delete will ask a confirmation before going through with the action.</w:t>
+      </w:r>
+    </w:p>
+    <w:p>
+      <w:pPr>
+        <w:pStyle w:val="ListParagraph"/>
+        <w:rPr>
+          <w:sz w:val="24"/>
+          <w:szCs w:val="24"/>
+        </w:rPr>
+      </w:pPr>
+    </w:p>
+    <w:p>
+      <w:pPr>
+        <w:pStyle w:val="ListParagraph"/>
+        <w:numPr>
+          <w:ilvl w:val="0"/>
+          <w:numId w:val="7"/>
+        </w:numPr>
+        <w:rPr>
+          <w:sz w:val="24"/>
+          <w:szCs w:val="24"/>
+        </w:rPr>
+      </w:pPr>
+      <w:r>
+        <w:rPr>
+          <w:sz w:val="24"/>
+          <w:szCs w:val="24"/>
+        </w:rPr>
+        <w:t>Pressing Add Service will navigate the user to service create page.</w:t>
+      </w:r>
+    </w:p>
+    <w:p>
+      <w:pPr>
+        <w:pStyle w:val="ListParagraph"/>
+        <w:rPr>
+          <w:sz w:val="24"/>
+          <w:szCs w:val="24"/>
+        </w:rPr>
+      </w:pPr>
+      <w:r>
+        <w:rPr>
+          <w:sz w:val="24"/>
+          <w:szCs w:val="24"/>
+        </w:rPr>
+        <w:drawing>
+          <wp:anchor distT="0" distB="0" distL="114300" distR="114300" simplePos="0" relativeHeight="251675648" behindDoc="1" locked="0" layoutInCell="1" allowOverlap="1" wp14:anchorId="5EF1608A" wp14:editId="557F27AC">
+            <wp:simplePos x="0" y="0"/>
+            <wp:positionH relativeFrom="margin">
+              <wp:posOffset>1303655</wp:posOffset>
+            </wp:positionH>
+            <wp:positionV relativeFrom="paragraph">
+              <wp:posOffset>333375</wp:posOffset>
+            </wp:positionV>
+            <wp:extent cx="3296285" cy="2552065"/>
+            <wp:effectExtent l="0" t="0" r="0" b="635"/>
+            <wp:wrapTopAndBottom/>
+            <wp:docPr id="6" name="Picture 6"/>
+            <wp:cNvGraphicFramePr>
+              <a:graphicFrameLocks xmlns:a="http://schemas.openxmlformats.org/drawingml/2006/main" noChangeAspect="1"/>
+            </wp:cNvGraphicFramePr>
+            <a:graphic xmlns:a="http://schemas.openxmlformats.org/drawingml/2006/main">
+              <a:graphicData uri="http://schemas.openxmlformats.org/drawingml/2006/picture">
+                <pic:pic xmlns:pic="http://schemas.openxmlformats.org/drawingml/2006/picture">
+                  <pic:nvPicPr>
+                    <pic:cNvPr id="1" name=""/>
+                    <pic:cNvPicPr/>
+                  </pic:nvPicPr>
+                  <pic:blipFill>
+                    <a:blip r:embed="rId9">
+                      <a:extLst>
+                        <a:ext uri="{28A0092B-C50C-407E-A947-70E740481C1C}">
+                          <a14:useLocalDpi xmlns:a14="http://schemas.microsoft.com/office/drawing/2010/main" val="0"/>
+                        </a:ext>
+                      </a:extLst>
+                    </a:blip>
+                    <a:stretch>
+                      <a:fillRect/>
+                    </a:stretch>
+                  </pic:blipFill>
+                  <pic:spPr>
+                    <a:xfrm>
+                      <a:off x="0" y="0"/>
+                      <a:ext cx="3296285" cy="2552065"/>
                     </a:xfrm>
                     <a:prstGeom prst="rect">
                       <a:avLst/>
@@ -791,6 +915,15 @@
     <w:p>
       <w:pPr>
         <w:pStyle w:val="ListParagraph"/>
+        <w:rPr>
+          <w:sz w:val="24"/>
+          <w:szCs w:val="24"/>
+        </w:rPr>
+      </w:pPr>
+    </w:p>
+    <w:p>
+      <w:pPr>
+        <w:pStyle w:val="ListParagraph"/>
         <w:numPr>
           <w:ilvl w:val="0"/>
           <w:numId w:val="7"/>
@@ -805,7 +938,14 @@
           <w:sz w:val="24"/>
           <w:szCs w:val="24"/>
         </w:rPr>
-        <w:t>Pressing Delete will ask a confirmation before going through with the action.</w:t>
+        <w:t>English name can’t be filled with Arabic letters and vice versa</w:t>
+      </w:r>
+      <w:r>
+        <w:rPr>
+          <w:sz w:val="24"/>
+          <w:szCs w:val="24"/>
+        </w:rPr>
+        <w:t xml:space="preserve"> for the Arabic name.</w:t>
       </w:r>
     </w:p>
     <w:p>
@@ -834,89 +974,8 @@
           <w:sz w:val="24"/>
           <w:szCs w:val="24"/>
         </w:rPr>
-        <w:lastRenderedPageBreak/>
-        <w:t>Pressing Add Service will navigate the user to service create page.</w:t>
-      </w:r>
-    </w:p>
-    <w:p>
-      <w:pPr>
-        <w:pStyle w:val="ListParagraph"/>
-        <w:rPr>
-          <w:sz w:val="24"/>
-          <w:szCs w:val="24"/>
-        </w:rPr>
-      </w:pPr>
-      <w:r>
-        <w:rPr>
-          <w:noProof/>
-          <w:sz w:val="24"/>
-          <w:szCs w:val="24"/>
-        </w:rPr>
-        <w:drawing>
-          <wp:anchor distT="0" distB="0" distL="114300" distR="114300" simplePos="0" relativeHeight="251666432" behindDoc="0" locked="0" layoutInCell="1" allowOverlap="1" wp14:anchorId="770A6714" wp14:editId="53DA7B8D">
-            <wp:simplePos x="0" y="0"/>
-            <wp:positionH relativeFrom="margin">
-              <wp:posOffset>930275</wp:posOffset>
-            </wp:positionH>
-            <wp:positionV relativeFrom="paragraph">
-              <wp:posOffset>198120</wp:posOffset>
-            </wp:positionV>
-            <wp:extent cx="3689350" cy="2059305"/>
-            <wp:effectExtent l="0" t="0" r="6350" b="0"/>
-            <wp:wrapTopAndBottom/>
-            <wp:docPr id="5" name="Picture 5"/>
-            <wp:cNvGraphicFramePr>
-              <a:graphicFrameLocks xmlns:a="http://schemas.openxmlformats.org/drawingml/2006/main" noChangeAspect="1"/>
-            </wp:cNvGraphicFramePr>
-            <a:graphic xmlns:a="http://schemas.openxmlformats.org/drawingml/2006/main">
-              <a:graphicData uri="http://schemas.openxmlformats.org/drawingml/2006/picture">
-                <pic:pic xmlns:pic="http://schemas.openxmlformats.org/drawingml/2006/picture">
-                  <pic:nvPicPr>
-                    <pic:cNvPr id="1" name=""/>
-                    <pic:cNvPicPr/>
-                  </pic:nvPicPr>
-                  <pic:blipFill>
-                    <a:blip r:embed="rId9" cstate="print">
-                      <a:extLst>
-                        <a:ext uri="{28A0092B-C50C-407E-A947-70E740481C1C}">
-                          <a14:useLocalDpi xmlns:a14="http://schemas.microsoft.com/office/drawing/2010/main" val="0"/>
-                        </a:ext>
-                      </a:extLst>
-                    </a:blip>
-                    <a:stretch>
-                      <a:fillRect/>
-                    </a:stretch>
-                  </pic:blipFill>
-                  <pic:spPr>
-                    <a:xfrm>
-                      <a:off x="0" y="0"/>
-                      <a:ext cx="3689350" cy="2059305"/>
-                    </a:xfrm>
-                    <a:prstGeom prst="rect">
-                      <a:avLst/>
-                    </a:prstGeom>
-                  </pic:spPr>
-                </pic:pic>
-              </a:graphicData>
-            </a:graphic>
-            <wp14:sizeRelH relativeFrom="margin">
-              <wp14:pctWidth>0</wp14:pctWidth>
-            </wp14:sizeRelH>
-            <wp14:sizeRelV relativeFrom="margin">
-              <wp14:pctHeight>0</wp14:pctHeight>
-            </wp14:sizeRelV>
-          </wp:anchor>
-        </w:drawing>
-      </w:r>
-    </w:p>
-    <w:p>
-      <w:pPr>
-        <w:pStyle w:val="ListParagraph"/>
-        <w:rPr>
-          <w:sz w:val="24"/>
-          <w:szCs w:val="24"/>
-        </w:rPr>
-      </w:pPr>
+        <w:t>Max ticker per day must be filled with a number between 1 and 100.</w:t>
+      </w:r>
     </w:p>
     <w:p>
       <w:pPr>
@@ -944,14 +1003,7 @@
           <w:sz w:val="24"/>
           <w:szCs w:val="24"/>
         </w:rPr>
-        <w:t>English name can’t be filled with Arabic letters and vice versa</w:t>
-      </w:r>
-      <w:r>
-        <w:rPr>
-          <w:sz w:val="24"/>
-          <w:szCs w:val="24"/>
-        </w:rPr>
-        <w:t xml:space="preserve"> for the Arabic name.</w:t>
+        <w:t>You can set the active status of the service through checking the checkbox.</w:t>
       </w:r>
     </w:p>
     <w:p>
@@ -980,7 +1032,7 @@
           <w:sz w:val="24"/>
           <w:szCs w:val="24"/>
         </w:rPr>
-        <w:t>Max ticker per day must be filled with a number between 1 and 100.</w:t>
+        <w:t>Minimum and Maximum Service time Must be filled with a number of seconds</w:t>
       </w:r>
     </w:p>
     <w:p>
@@ -1009,7 +1061,7 @@
           <w:sz w:val="24"/>
           <w:szCs w:val="24"/>
         </w:rPr>
-        <w:t>You can set the active status of the service through checking the checkbox.</w:t>
+        <w:t>Minimum service time must be less than Maximum Service time and above 30 Seconds.</w:t>
       </w:r>
     </w:p>
     <w:p>
@@ -1038,6 +1090,64 @@
           <w:sz w:val="24"/>
           <w:szCs w:val="24"/>
         </w:rPr>
+        <w:t>Maximum service time must be more than Minimum service time and above 30 Seconds.</w:t>
+      </w:r>
+    </w:p>
+    <w:p>
+      <w:pPr>
+        <w:pStyle w:val="ListParagraph"/>
+        <w:rPr>
+          <w:sz w:val="24"/>
+          <w:szCs w:val="24"/>
+        </w:rPr>
+      </w:pPr>
+    </w:p>
+    <w:p>
+      <w:pPr>
+        <w:pStyle w:val="ListParagraph"/>
+        <w:numPr>
+          <w:ilvl w:val="0"/>
+          <w:numId w:val="7"/>
+        </w:numPr>
+        <w:rPr>
+          <w:sz w:val="24"/>
+          <w:szCs w:val="24"/>
+        </w:rPr>
+      </w:pPr>
+      <w:r>
+        <w:rPr>
+          <w:sz w:val="24"/>
+          <w:szCs w:val="24"/>
+        </w:rPr>
+        <w:t>The maximum and minimum service times must be between 30 and 999,999 seconds.</w:t>
+      </w:r>
+    </w:p>
+    <w:p>
+      <w:pPr>
+        <w:pStyle w:val="ListParagraph"/>
+        <w:rPr>
+          <w:sz w:val="24"/>
+          <w:szCs w:val="24"/>
+        </w:rPr>
+      </w:pPr>
+    </w:p>
+    <w:p>
+      <w:pPr>
+        <w:pStyle w:val="ListParagraph"/>
+        <w:numPr>
+          <w:ilvl w:val="0"/>
+          <w:numId w:val="7"/>
+        </w:numPr>
+        <w:rPr>
+          <w:sz w:val="24"/>
+          <w:szCs w:val="24"/>
+        </w:rPr>
+      </w:pPr>
+      <w:r>
+        <w:rPr>
+          <w:sz w:val="24"/>
+          <w:szCs w:val="24"/>
+        </w:rPr>
         <w:t>All these Boxes must be filled in the form in order for the save to take place.</w:t>
       </w:r>
     </w:p>
@@ -1073,86 +1183,6 @@
     <w:p>
       <w:pPr>
         <w:pStyle w:val="ListParagraph"/>
-        <w:rPr>
-          <w:sz w:val="24"/>
-          <w:szCs w:val="24"/>
-        </w:rPr>
-      </w:pPr>
-    </w:p>
-    <w:p>
-      <w:pPr>
-        <w:rPr>
-          <w:sz w:val="24"/>
-          <w:szCs w:val="24"/>
-        </w:rPr>
-      </w:pPr>
-    </w:p>
-    <w:p>
-      <w:pPr>
-        <w:rPr>
-          <w:sz w:val="24"/>
-          <w:szCs w:val="24"/>
-        </w:rPr>
-      </w:pPr>
-    </w:p>
-    <w:p>
-      <w:pPr>
-        <w:rPr>
-          <w:sz w:val="24"/>
-          <w:szCs w:val="24"/>
-        </w:rPr>
-      </w:pPr>
-    </w:p>
-    <w:p>
-      <w:pPr>
-        <w:rPr>
-          <w:sz w:val="24"/>
-          <w:szCs w:val="24"/>
-        </w:rPr>
-      </w:pPr>
-    </w:p>
-    <w:p>
-      <w:pPr>
-        <w:rPr>
-          <w:sz w:val="24"/>
-          <w:szCs w:val="24"/>
-        </w:rPr>
-      </w:pPr>
-    </w:p>
-    <w:p>
-      <w:pPr>
-        <w:rPr>
-          <w:sz w:val="24"/>
-          <w:szCs w:val="24"/>
-        </w:rPr>
-      </w:pPr>
-    </w:p>
-    <w:p>
-      <w:pPr>
-        <w:rPr>
-          <w:sz w:val="24"/>
-          <w:szCs w:val="24"/>
-        </w:rPr>
-      </w:pPr>
-    </w:p>
-    <w:p>
-      <w:pPr>
-        <w:rPr>
-          <w:sz w:val="24"/>
-          <w:szCs w:val="24"/>
-        </w:rPr>
-      </w:pPr>
-    </w:p>
-    <w:p>
-      <w:pPr>
-        <w:rPr>
-          <w:sz w:val="24"/>
-          <w:szCs w:val="24"/>
-        </w:rPr>
-      </w:pPr>
-    </w:p>
-    <w:p>
-      <w:pPr>
         <w:rPr>
           <w:sz w:val="24"/>
           <w:szCs w:val="24"/>
@@ -1174,6 +1204,8 @@
           <w:szCs w:val="28"/>
         </w:rPr>
       </w:pPr>
+      <w:bookmarkStart w:id="1" w:name="_GoBack"/>
+      <w:bookmarkEnd w:id="1"/>
       <w:r>
         <w:rPr>
           <w:b/>
@@ -2694,8 +2726,6 @@
         </w:rPr>
         <w:t>After a 5-minute idle timeout, any user action or page refresh redirects to the login screen.</w:t>
       </w:r>
-      <w:bookmarkStart w:id="1" w:name="_GoBack"/>
-      <w:bookmarkEnd w:id="1"/>
     </w:p>
     <w:p>
       <w:pPr>

--- a/Bank Configuration Portal User Manual.docx
+++ b/Bank Configuration Portal User Manual.docx
@@ -710,6 +710,7 @@
       </w:pPr>
       <w:r>
         <w:rPr>
+          <w:noProof/>
           <w:sz w:val="24"/>
           <w:szCs w:val="24"/>
         </w:rPr>
@@ -843,6 +844,7 @@
       </w:pPr>
       <w:r>
         <w:rPr>
+          <w:noProof/>
           <w:sz w:val="24"/>
           <w:szCs w:val="24"/>
         </w:rPr>
@@ -1204,8 +1206,6 @@
           <w:szCs w:val="28"/>
         </w:rPr>
       </w:pPr>
-      <w:bookmarkStart w:id="1" w:name="_GoBack"/>
-      <w:bookmarkEnd w:id="1"/>
       <w:r>
         <w:rPr>
           <w:b/>
@@ -2725,6 +2725,88 @@
           <w:szCs w:val="24"/>
         </w:rPr>
         <w:t>After a 5-minute idle timeout, any user action or page refresh redirects to the login screen.</w:t>
+      </w:r>
+    </w:p>
+    <w:p>
+      <w:pPr>
+        <w:pStyle w:val="ListParagraph"/>
+        <w:rPr>
+          <w:color w:val="FF0000"/>
+          <w:sz w:val="24"/>
+          <w:szCs w:val="24"/>
+        </w:rPr>
+      </w:pPr>
+    </w:p>
+    <w:p>
+      <w:pPr>
+        <w:pStyle w:val="ListParagraph"/>
+        <w:numPr>
+          <w:ilvl w:val="0"/>
+          <w:numId w:val="7"/>
+        </w:numPr>
+        <w:rPr>
+          <w:color w:val="FF0000"/>
+          <w:sz w:val="24"/>
+          <w:szCs w:val="24"/>
+        </w:rPr>
+      </w:pPr>
+      <w:r>
+        <w:rPr>
+          <w:color w:val="FF0000"/>
+          <w:sz w:val="24"/>
+          <w:szCs w:val="24"/>
+        </w:rPr>
+        <w:t>Users are restricted from running multiple logged-in sessions simultaneously within the same browser.</w:t>
+      </w:r>
+    </w:p>
+    <w:p>
+      <w:pPr>
+        <w:pStyle w:val="ListParagraph"/>
+        <w:rPr>
+          <w:color w:val="FF0000"/>
+          <w:sz w:val="24"/>
+          <w:szCs w:val="24"/>
+        </w:rPr>
+      </w:pPr>
+    </w:p>
+    <w:p>
+      <w:pPr>
+        <w:pStyle w:val="ListParagraph"/>
+        <w:numPr>
+          <w:ilvl w:val="0"/>
+          <w:numId w:val="7"/>
+        </w:numPr>
+        <w:rPr>
+          <w:color w:val="FF0000"/>
+          <w:sz w:val="24"/>
+          <w:szCs w:val="24"/>
+        </w:rPr>
+      </w:pPr>
+      <w:r>
+        <w:rPr>
+          <w:color w:val="FF0000"/>
+          <w:sz w:val="24"/>
+          <w:szCs w:val="24"/>
+        </w:rPr>
+        <w:t>Closing your active tab forces a secure reset</w:t>
+      </w:r>
+      <w:r>
+        <w:rPr>
+          <w:color w:val="FF0000"/>
+          <w:sz w:val="24"/>
+          <w:szCs w:val="24"/>
+        </w:rPr>
+        <w:t xml:space="preserve">, </w:t>
+      </w:r>
+      <w:bookmarkStart w:id="1" w:name="_GoBack"/>
+      <w:bookmarkEnd w:id="1"/>
+      <w:r>
+        <w:rPr>
+          <w:color w:val="FF0000"/>
+          <w:sz w:val="24"/>
+          <w:szCs w:val="24"/>
+        </w:rPr>
+        <w:t>you must log in again when opening a new tab, even if you hadn't logged out.</w:t>
       </w:r>
     </w:p>
     <w:p>
